--- a/Advanced Reactor Materials/Fall2025/Exam3_solutions.docx
+++ b/Advanced Reactor Materials/Fall2025/Exam3_solutions.docx
@@ -1143,7 +1143,13 @@
         <w:rPr>
           <w:rFonts w:ascii="Times New Roman" w:eastAsia="Times New Roman" w:hAnsi="Times New Roman" w:cs="Times New Roman"/>
         </w:rPr>
-        <w:t>Discuss FCCI for carbide fuels. (8</w:t>
+        <w:t>Discuss FCCI for carbide fuels. (</w:t>
+      </w:r>
+      <w:r>
+        <w:rPr>
+          <w:rFonts w:ascii="Times New Roman" w:eastAsia="Times New Roman" w:hAnsi="Times New Roman" w:cs="Times New Roman"/>
+        </w:rPr>
+        <w:t>10</w:t>
       </w:r>
       <w:r>
         <w:rPr>
